--- a/admin/SDS_DS5110_Final_Project_Instructions.docx
+++ b/admin/SDS_DS5110_Final_Project_Instructions.docx
@@ -23,40 +23,45 @@
           <w:sz w:val="28"/>
           <w:szCs w:val="28"/>
         </w:rPr>
-        <w:t xml:space="preserve">DS </w:t>
-      </w:r>
-      <w:r>
-        <w:rPr>
-          <w:rFonts w:ascii="CIDFont+F1" w:hAnsi="CIDFont+F1"/>
-          <w:color w:val="00000A"/>
+        <w:t>DS 5110 Big Data Systems</w:t>
+      </w:r>
+      <w:r>
+        <w:rPr>
           <w:sz w:val="28"/>
           <w:szCs w:val="28"/>
         </w:rPr>
-        <w:t>5110 Big Data Systems</w:t>
-      </w:r>
-      <w:r>
+        <w:br/>
+        <w:t xml:space="preserve">Prof Tashman </w:t>
+      </w:r>
+    </w:p>
+    <w:p>
+      <w:pPr>
+        <w:pStyle w:val="LOnormal"/>
+        <w:spacing w:lineRule="auto" w:line="240" w:before="0" w:after="0"/>
         <w:rPr>
           <w:sz w:val="28"/>
           <w:szCs w:val="28"/>
         </w:rPr>
-        <w:br/>
-        <w:t xml:space="preserve">Prof Tashman </w:t>
-      </w:r>
-    </w:p>
-    <w:p>
-      <w:pPr>
-        <w:pStyle w:val="LOnormal"/>
-        <w:spacing w:lineRule="auto" w:line="240" w:before="0" w:after="0"/>
+      </w:pPr>
+      <w:r>
         <w:rPr>
           <w:sz w:val="28"/>
           <w:szCs w:val="28"/>
         </w:rPr>
+      </w:r>
+    </w:p>
+    <w:p>
+      <w:pPr>
+        <w:pStyle w:val="LOnormal"/>
+        <w:spacing w:lineRule="auto" w:line="240" w:before="0" w:after="0"/>
+        <w:rPr/>
       </w:pPr>
       <w:r>
         <w:rPr>
           <w:sz w:val="28"/>
           <w:szCs w:val="28"/>
         </w:rPr>
+        <w:t>Final Project Instructions</w:t>
       </w:r>
     </w:p>
     <w:p>
@@ -66,88 +71,39 @@
         <w:rPr/>
       </w:pPr>
       <w:r>
+        <w:rPr>
+          <w:sz w:val="24"/>
+          <w:szCs w:val="24"/>
+        </w:rPr>
+        <w:t>Last updated: February 5, 2026</w:t>
+      </w:r>
+    </w:p>
+    <w:p>
+      <w:pPr>
+        <w:pStyle w:val="LOnormal"/>
+        <w:spacing w:lineRule="auto" w:line="240" w:before="0" w:after="0"/>
         <w:rPr>
           <w:sz w:val="28"/>
           <w:szCs w:val="28"/>
         </w:rPr>
-        <w:t>Final Project Instructions</w:t>
-      </w:r>
-    </w:p>
-    <w:p>
-      <w:pPr>
-        <w:pStyle w:val="LOnormal"/>
-        <w:spacing w:lineRule="auto" w:line="240" w:before="0" w:after="0"/>
-        <w:rPr/>
-      </w:pPr>
-      <w:r>
-        <w:rPr>
-          <w:sz w:val="24"/>
-          <w:szCs w:val="24"/>
-        </w:rPr>
-        <w:t xml:space="preserve">Last updated: </w:t>
-      </w:r>
-      <w:r>
-        <w:rPr>
-          <w:sz w:val="24"/>
-          <w:szCs w:val="24"/>
-        </w:rPr>
-        <w:t>February</w:t>
-      </w:r>
-      <w:r>
-        <w:rPr>
-          <w:sz w:val="24"/>
-          <w:szCs w:val="24"/>
-        </w:rPr>
-        <w:t xml:space="preserve"> </w:t>
-      </w:r>
-      <w:r>
-        <w:rPr>
-          <w:sz w:val="24"/>
-          <w:szCs w:val="24"/>
-        </w:rPr>
-        <w:t>5</w:t>
-      </w:r>
-      <w:r>
-        <w:rPr>
-          <w:sz w:val="24"/>
-          <w:szCs w:val="24"/>
-        </w:rPr>
-        <w:t>, 202</w:t>
-      </w:r>
-      <w:r>
-        <w:rPr>
-          <w:sz w:val="24"/>
-          <w:szCs w:val="24"/>
-        </w:rPr>
-        <w:t>6</w:t>
-      </w:r>
-    </w:p>
-    <w:p>
-      <w:pPr>
-        <w:pStyle w:val="LOnormal"/>
-        <w:spacing w:lineRule="auto" w:line="240" w:before="0" w:after="0"/>
+      </w:pPr>
+      <w:r>
         <w:rPr>
           <w:sz w:val="28"/>
           <w:szCs w:val="28"/>
         </w:rPr>
-      </w:pPr>
-      <w:r>
-        <w:rPr>
+      </w:r>
+    </w:p>
+    <w:p>
+      <w:pPr>
+        <w:pStyle w:val="LOnormal"/>
+        <w:spacing w:lineRule="auto" w:line="240" w:before="0" w:after="0"/>
+        <w:rPr>
+          <w:b/>
+          <w:b/>
           <w:sz w:val="28"/>
           <w:szCs w:val="28"/>
         </w:rPr>
-      </w:r>
-    </w:p>
-    <w:p>
-      <w:pPr>
-        <w:pStyle w:val="LOnormal"/>
-        <w:spacing w:lineRule="auto" w:line="240" w:before="0" w:after="0"/>
-        <w:rPr>
-          <w:b/>
-          <w:b/>
-          <w:sz w:val="28"/>
-          <w:szCs w:val="28"/>
-        </w:rPr>
       </w:pPr>
       <w:r>
         <w:rPr>
@@ -172,35 +128,7 @@
           <w:sz w:val="24"/>
           <w:szCs w:val="24"/>
         </w:rPr>
-        <w:t xml:space="preserve">Students will form teams of roughly </w:t>
-      </w:r>
-      <w:r>
-        <w:rPr>
-          <w:sz w:val="24"/>
-          <w:szCs w:val="24"/>
-        </w:rPr>
-        <w:t>3</w:t>
-      </w:r>
-      <w:r>
-        <w:rPr>
-          <w:sz w:val="24"/>
-          <w:szCs w:val="24"/>
-        </w:rPr>
-        <w:t>-</w:t>
-      </w:r>
-      <w:r>
-        <w:rPr>
-          <w:sz w:val="24"/>
-          <w:szCs w:val="24"/>
-        </w:rPr>
-        <w:t>4</w:t>
-      </w:r>
-      <w:r>
-        <w:rPr>
-          <w:sz w:val="24"/>
-          <w:szCs w:val="24"/>
-        </w:rPr>
-        <w:t xml:space="preserve"> students with the goal of completing a substantial course project. This document outlines the necessary components of the final project.</w:t>
+        <w:t>Students will form teams of roughly 3-4 students with the goal of completing a substantial course project. This document outlines the necessary components of the final project.</w:t>
       </w:r>
     </w:p>
     <w:p>
@@ -516,204 +444,43 @@
           <w:sz w:val="24"/>
           <w:szCs w:val="24"/>
         </w:rPr>
-        <w:t>It will be submitted part-way into the course (the due date will be announced and posted on Canvas). It should include this information at a minimum:</w:t>
-      </w:r>
-    </w:p>
-    <w:p>
-      <w:pPr>
-        <w:pStyle w:val="LOnormal"/>
-        <w:spacing w:lineRule="auto" w:line="240" w:before="0" w:after="0"/>
-        <w:rPr>
-          <w:b/>
-          <w:b/>
-          <w:sz w:val="24"/>
-          <w:szCs w:val="24"/>
-        </w:rPr>
-      </w:pPr>
-      <w:r>
-        <w:rPr>
-          <w:b/>
-          <w:sz w:val="24"/>
-          <w:szCs w:val="24"/>
-        </w:rPr>
-      </w:r>
-    </w:p>
-    <w:p>
-      <w:pPr>
-        <w:pStyle w:val="LOnormal"/>
-        <w:spacing w:lineRule="auto" w:line="240" w:before="0" w:after="0"/>
-        <w:rPr>
-          <w:b w:val="false"/>
+        <w:t xml:space="preserve">It will be submitted part-way into the course (the due date will be announced and posted on Canvas). </w:t>
+      </w:r>
+      <w:r>
+        <w:rPr>
           <w:b w:val="false"/>
           <w:bCs w:val="false"/>
-          <w:i/>
-          <w:i/>
-          <w:iCs/>
-        </w:rPr>
-      </w:pPr>
-      <w:r>
-        <w:rPr>
-          <w:b w:val="false"/>
-          <w:bCs w:val="false"/>
-          <w:i/>
-          <w:iCs/>
-          <w:sz w:val="24"/>
-          <w:szCs w:val="24"/>
-        </w:rPr>
-        <w:t>i. Research aim</w:t>
-      </w:r>
-    </w:p>
-    <w:p>
-      <w:pPr>
-        <w:pStyle w:val="LOnormal"/>
-        <w:spacing w:lineRule="auto" w:line="240" w:before="0" w:after="0"/>
-        <w:rPr>
-          <w:b/>
-          <w:b/>
-          <w:sz w:val="24"/>
-          <w:szCs w:val="24"/>
-        </w:rPr>
-      </w:pPr>
-      <w:r>
-        <w:rPr>
-          <w:b/>
-          <w:sz w:val="24"/>
-          <w:szCs w:val="24"/>
-        </w:rPr>
-      </w:r>
-    </w:p>
-    <w:p>
-      <w:pPr>
-        <w:pStyle w:val="LOnormal"/>
-        <w:spacing w:lineRule="auto" w:line="240" w:before="0" w:after="0"/>
-        <w:rPr>
-          <w:sz w:val="24"/>
-          <w:szCs w:val="24"/>
-        </w:rPr>
-      </w:pPr>
-      <w:r>
-        <w:rPr>
-          <w:sz w:val="24"/>
-          <w:szCs w:val="24"/>
-        </w:rPr>
-        <w:t>This is the motivation for the project. Examples:</w:t>
+          <w:sz w:val="24"/>
+          <w:szCs w:val="24"/>
+        </w:rPr>
+        <w:t>Use the template in the course repo.</w:t>
+      </w:r>
+      <w:r>
+        <w:rPr>
+          <w:sz w:val="24"/>
+          <w:szCs w:val="24"/>
+        </w:rPr>
         <w:br/>
       </w:r>
     </w:p>
     <w:p>
       <w:pPr>
         <w:pStyle w:val="LOnormal"/>
-        <w:numPr>
-          <w:ilvl w:val="0"/>
-          <w:numId w:val="1"/>
-        </w:numPr>
-        <w:spacing w:lineRule="auto" w:line="240" w:before="0" w:after="0"/>
-        <w:ind w:left="720" w:right="0" w:hanging="360"/>
-        <w:rPr>
-          <w:sz w:val="24"/>
-          <w:szCs w:val="24"/>
-        </w:rPr>
-      </w:pPr>
-      <w:r>
-        <w:rPr>
-          <w:sz w:val="24"/>
-          <w:szCs w:val="24"/>
-        </w:rPr>
-        <w:t xml:space="preserve">We will predict which businesses will go bankrupt within 12 months </w:t>
-      </w:r>
-    </w:p>
-    <w:p>
-      <w:pPr>
-        <w:pStyle w:val="LOnormal"/>
-        <w:numPr>
-          <w:ilvl w:val="0"/>
-          <w:numId w:val="1"/>
-        </w:numPr>
-        <w:spacing w:lineRule="auto" w:line="240" w:before="0" w:after="0"/>
-        <w:ind w:left="720" w:right="0" w:hanging="360"/>
-        <w:rPr>
-          <w:sz w:val="24"/>
-          <w:szCs w:val="24"/>
-        </w:rPr>
-      </w:pPr>
-      <w:r>
-        <w:rPr>
-          <w:sz w:val="24"/>
-          <w:szCs w:val="24"/>
-        </w:rPr>
-        <w:t>We will construct a model to rank-order the risk of hospital patients with a given infection</w:t>
-      </w:r>
-    </w:p>
-    <w:p>
-      <w:pPr>
-        <w:pStyle w:val="LOnormal"/>
-        <w:spacing w:lineRule="auto" w:line="240" w:before="0" w:after="0"/>
-        <w:ind w:right="0" w:hanging="0"/>
-        <w:rPr>
-          <w:sz w:val="24"/>
-          <w:szCs w:val="24"/>
-        </w:rPr>
-      </w:pPr>
-      <w:r>
-        <w:rPr>
-          <w:sz w:val="24"/>
-          <w:szCs w:val="24"/>
-        </w:rPr>
-      </w:r>
-    </w:p>
-    <w:p>
-      <w:pPr>
-        <w:pStyle w:val="LOnormal"/>
-        <w:spacing w:lineRule="auto" w:line="240" w:before="0" w:after="0"/>
-        <w:rPr/>
-      </w:pPr>
-      <w:r>
-        <w:rPr>
-          <w:b w:val="false"/>
-          <w:bCs w:val="false"/>
-          <w:i/>
-          <w:iCs/>
-          <w:sz w:val="24"/>
-          <w:szCs w:val="24"/>
-        </w:rPr>
-        <w:t>ii. A plan for the data to be used</w:t>
-      </w:r>
-      <w:r>
-        <w:rPr>
-          <w:sz w:val="24"/>
-          <w:szCs w:val="24"/>
-        </w:rPr>
-        <w:br/>
-        <w:t>This should include the source and a brief summary.</w:t>
-        <w:br/>
-      </w:r>
-    </w:p>
-    <w:p>
-      <w:pPr>
-        <w:pStyle w:val="LOnormal"/>
-        <w:spacing w:lineRule="auto" w:line="240" w:before="0" w:after="0"/>
-        <w:rPr>
-          <w:b/>
-          <w:b/>
-          <w:sz w:val="24"/>
-          <w:szCs w:val="24"/>
-        </w:rPr>
-      </w:pPr>
-      <w:r>
-        <w:rPr>
-          <w:b/>
-          <w:sz w:val="24"/>
-          <w:szCs w:val="24"/>
-        </w:rPr>
-        <w:t>Note about</w:t>
-      </w:r>
-      <w:r>
-        <w:rPr>
-          <w:b/>
-          <w:sz w:val="24"/>
-          <w:szCs w:val="24"/>
-        </w:rPr>
-        <w:t xml:space="preserve"> Data</w:t>
+        <w:spacing w:lineRule="auto" w:line="240" w:before="0" w:after="0"/>
+        <w:rPr>
+          <w:b/>
+          <w:b/>
+          <w:sz w:val="24"/>
+          <w:szCs w:val="24"/>
+        </w:rPr>
+      </w:pPr>
+      <w:r>
+        <w:rPr>
+          <w:b/>
+          <w:sz w:val="24"/>
+          <w:szCs w:val="24"/>
+        </w:rPr>
+        <w:t>Note about Data</w:t>
       </w:r>
     </w:p>
     <w:p>
@@ -1331,11 +1098,1002 @@
           <w:szCs w:val="26"/>
           <w:lang w:val="en-US" w:eastAsia="zh-CN" w:bidi="hi-IN"/>
         </w:rPr>
-        <w:t>2</w:t>
-      </w:r>
-      <w:r>
-        <w:rPr>
-          <w:rFonts w:eastAsia="Liberation Serif" w:cs="Liberation Serif"/>
+        <w:t>2. Code Development</w:t>
+      </w:r>
+    </w:p>
+    <w:p>
+      <w:pPr>
+        <w:pStyle w:val="LOnormal"/>
+        <w:spacing w:lineRule="auto" w:line="240" w:before="0" w:after="0"/>
+        <w:rPr>
+          <w:sz w:val="24"/>
+          <w:szCs w:val="24"/>
+        </w:rPr>
+      </w:pPr>
+      <w:r>
+        <w:rPr>
+          <w:sz w:val="24"/>
+          <w:szCs w:val="24"/>
+        </w:rPr>
+      </w:r>
+    </w:p>
+    <w:p>
+      <w:pPr>
+        <w:pStyle w:val="LOnormal"/>
+        <w:spacing w:lineRule="auto" w:line="240" w:before="0" w:after="0"/>
+        <w:rPr/>
+      </w:pPr>
+      <w:r>
+        <w:rPr>
+          <w:sz w:val="24"/>
+          <w:szCs w:val="24"/>
+        </w:rPr>
+        <w:t xml:space="preserve">To implement the modeling and analysis, it will be necessary to develop code.  </w:t>
+        <w:br/>
+        <w:t xml:space="preserve">The code should be in PySpark.  In specific circumstances, Python code may be admissible, but you must discuss this with the instructor first.  </w:t>
+      </w:r>
+      <w:r>
+        <w:rPr>
+          <w:b w:val="false"/>
+          <w:sz w:val="24"/>
+          <w:szCs w:val="24"/>
+        </w:rPr>
+        <w:t xml:space="preserve">If small parts of the code are in Python (e.g., reading into a pandas dataframe), this is fine. </w:t>
+      </w:r>
+      <w:r>
+        <w:rPr>
+          <w:sz w:val="24"/>
+          <w:szCs w:val="24"/>
+        </w:rPr>
+        <w:t>No other coding languages are admissible.</w:t>
+      </w:r>
+    </w:p>
+    <w:p>
+      <w:pPr>
+        <w:pStyle w:val="LOnormal"/>
+        <w:spacing w:lineRule="auto" w:line="240" w:before="0" w:after="0"/>
+        <w:rPr>
+          <w:sz w:val="24"/>
+          <w:szCs w:val="24"/>
+        </w:rPr>
+      </w:pPr>
+      <w:r>
+        <w:rPr>
+          <w:sz w:val="24"/>
+          <w:szCs w:val="24"/>
+        </w:rPr>
+      </w:r>
+    </w:p>
+    <w:p>
+      <w:pPr>
+        <w:pStyle w:val="LOnormal"/>
+        <w:spacing w:lineRule="auto" w:line="240" w:before="0" w:after="0"/>
+        <w:rPr/>
+      </w:pPr>
+      <w:r>
+        <w:rPr>
+          <w:sz w:val="24"/>
+          <w:szCs w:val="24"/>
+        </w:rPr>
+        <w:t xml:space="preserve">The code needs to be clearly written and documented in Jupyter notebooks (ipynb format).  </w:t>
+      </w:r>
+      <w:r>
+        <w:rPr>
+          <w:b/>
+          <w:bCs/>
+          <w:i/>
+          <w:iCs/>
+          <w:sz w:val="24"/>
+          <w:szCs w:val="24"/>
+        </w:rPr>
+        <w:t>Please clearly describe what the code does at the top of each file. Additionally, place the code’s “task” in the filename.</w:t>
+      </w:r>
+    </w:p>
+    <w:p>
+      <w:pPr>
+        <w:pStyle w:val="LOnormal"/>
+        <w:spacing w:lineRule="auto" w:line="240" w:before="0" w:after="0"/>
+        <w:rPr>
+          <w:sz w:val="24"/>
+          <w:szCs w:val="24"/>
+        </w:rPr>
+      </w:pPr>
+      <w:r>
+        <w:rPr>
+          <w:sz w:val="24"/>
+          <w:szCs w:val="24"/>
+        </w:rPr>
+      </w:r>
+    </w:p>
+    <w:p>
+      <w:pPr>
+        <w:pStyle w:val="LOnormal"/>
+        <w:spacing w:lineRule="auto" w:line="240" w:before="0" w:after="0"/>
+        <w:rPr/>
+      </w:pPr>
+      <w:r>
+        <w:rPr>
+          <w:sz w:val="24"/>
+          <w:szCs w:val="24"/>
+        </w:rPr>
+        <w:t>For full credit (5 PTS), the code needs to include these sections in a clean, commented, and comprehensive manner:</w:t>
+      </w:r>
+    </w:p>
+    <w:p>
+      <w:pPr>
+        <w:pStyle w:val="LOnormal"/>
+        <w:spacing w:lineRule="auto" w:line="240" w:before="0" w:after="0"/>
+        <w:rPr>
+          <w:sz w:val="24"/>
+          <w:szCs w:val="24"/>
+        </w:rPr>
+      </w:pPr>
+      <w:r>
+        <w:rPr>
+          <w:sz w:val="24"/>
+          <w:szCs w:val="24"/>
+        </w:rPr>
+      </w:r>
+    </w:p>
+    <w:p>
+      <w:pPr>
+        <w:pStyle w:val="LOnormal"/>
+        <w:spacing w:lineRule="auto" w:line="240" w:before="0" w:after="0"/>
+        <w:rPr/>
+      </w:pPr>
+      <w:r>
+        <w:rPr>
+          <w:sz w:val="24"/>
+          <w:szCs w:val="24"/>
+        </w:rPr>
+        <w:t>1. Data import and preprocessing (1 PT)</w:t>
+        <w:br/>
+        <w:t>Preprocessing include such tasks as imputing, binning, filtering, outlier treatment, feature engineering, text processing</w:t>
+        <w:br/>
+        <w:br/>
+        <w:t>2. Data splitting / sampling (0.5 PT)</w:t>
+      </w:r>
+    </w:p>
+    <w:p>
+      <w:pPr>
+        <w:pStyle w:val="LOnormal"/>
+        <w:spacing w:lineRule="auto" w:line="240" w:before="0" w:after="0"/>
+        <w:rPr/>
+      </w:pPr>
+      <w:r>
+        <w:rPr>
+          <w:sz w:val="24"/>
+          <w:szCs w:val="24"/>
+        </w:rPr>
+        <w:t>Sampling may not be needed, but splitting is a must</w:t>
+        <w:br/>
+      </w:r>
+    </w:p>
+    <w:p>
+      <w:pPr>
+        <w:pStyle w:val="LOnormal"/>
+        <w:spacing w:lineRule="auto" w:line="240" w:before="0" w:after="0"/>
+        <w:rPr/>
+      </w:pPr>
+      <w:r>
+        <w:rPr>
+          <w:sz w:val="24"/>
+          <w:szCs w:val="24"/>
+        </w:rPr>
+        <w:t>3. Exploratory data analysis, with at least 2 graphs (1 PT)</w:t>
+        <w:br/>
+      </w:r>
+    </w:p>
+    <w:p>
+      <w:pPr>
+        <w:pStyle w:val="LOnormal"/>
+        <w:spacing w:lineRule="auto" w:line="240" w:before="0" w:after="0"/>
+        <w:rPr/>
+      </w:pPr>
+      <w:r>
+        <w:rPr>
+          <w:sz w:val="24"/>
+          <w:szCs w:val="24"/>
+        </w:rPr>
+        <w:t>4. Model construction, with at least 3 models (1.5 PTS)</w:t>
+        <w:br/>
+        <w:t>Ideally the models are constructed using pipelines. Include a benchmark model (see below).</w:t>
+        <w:br/>
+      </w:r>
+    </w:p>
+    <w:p>
+      <w:pPr>
+        <w:pStyle w:val="LOnormal"/>
+        <w:spacing w:lineRule="auto" w:line="240" w:before="0" w:after="0"/>
+        <w:rPr/>
+      </w:pPr>
+      <w:r>
+        <w:rPr>
+          <w:sz w:val="24"/>
+          <w:szCs w:val="24"/>
+        </w:rPr>
+        <w:t>5. Model evaluation (1 PT)</w:t>
+      </w:r>
+    </w:p>
+    <w:p>
+      <w:pPr>
+        <w:pStyle w:val="LOnormal"/>
+        <w:spacing w:lineRule="auto" w:line="240" w:before="0" w:after="0"/>
+        <w:rPr>
+          <w:sz w:val="24"/>
+          <w:szCs w:val="24"/>
+        </w:rPr>
+      </w:pPr>
+      <w:r>
+        <w:rPr>
+          <w:sz w:val="24"/>
+          <w:szCs w:val="24"/>
+        </w:rPr>
+        <w:t>This should include computation of relevant metrics, and a comparison between models</w:t>
+        <w:br/>
+      </w:r>
+    </w:p>
+    <w:p>
+      <w:pPr>
+        <w:pStyle w:val="LOnormal"/>
+        <w:spacing w:lineRule="auto" w:line="240" w:before="0" w:after="0"/>
+        <w:rPr/>
+      </w:pPr>
+      <w:r>
+        <w:rPr>
+          <w:b/>
+          <w:sz w:val="24"/>
+          <w:szCs w:val="24"/>
+        </w:rPr>
+        <w:t>Note about Modeling using Machine Learning</w:t>
+      </w:r>
+    </w:p>
+    <w:p>
+      <w:pPr>
+        <w:pStyle w:val="LOnormal"/>
+        <w:spacing w:lineRule="auto" w:line="240" w:before="0" w:after="0"/>
+        <w:rPr>
+          <w:sz w:val="24"/>
+          <w:szCs w:val="24"/>
+        </w:rPr>
+      </w:pPr>
+      <w:r>
+        <w:rPr>
+          <w:sz w:val="24"/>
+          <w:szCs w:val="24"/>
+        </w:rPr>
+      </w:r>
+    </w:p>
+    <w:p>
+      <w:pPr>
+        <w:pStyle w:val="LOnormal"/>
+        <w:spacing w:lineRule="auto" w:line="240" w:before="0" w:after="0"/>
+        <w:rPr>
+          <w:sz w:val="24"/>
+          <w:szCs w:val="24"/>
+        </w:rPr>
+      </w:pPr>
+      <w:r>
+        <w:rPr>
+          <w:sz w:val="24"/>
+          <w:szCs w:val="24"/>
+        </w:rPr>
+        <w:t>a. A benchmark model is relatively simple.  This could be a regression model with a small number of features (possibly a single feature).  This provides a basis for comparison and a sanity check.</w:t>
+      </w:r>
+    </w:p>
+    <w:p>
+      <w:pPr>
+        <w:pStyle w:val="LOnormal"/>
+        <w:spacing w:lineRule="auto" w:line="240" w:before="0" w:after="0"/>
+        <w:rPr/>
+      </w:pPr>
+      <w:r>
+        <w:rPr>
+          <w:sz w:val="24"/>
+          <w:szCs w:val="24"/>
+        </w:rPr>
+        <w:t xml:space="preserve">b. Include two relatively more sophisticated models (e.g., random forest, gradient boosted tree).  </w:t>
+        <w:br/>
+        <w:t xml:space="preserve">The best model found in your experiments is called the </w:t>
+      </w:r>
+      <w:r>
+        <w:rPr>
+          <w:b/>
+          <w:sz w:val="24"/>
+          <w:szCs w:val="24"/>
+        </w:rPr>
+        <w:t xml:space="preserve">champion </w:t>
+      </w:r>
+      <w:r>
+        <w:rPr>
+          <w:sz w:val="24"/>
+          <w:szCs w:val="24"/>
+        </w:rPr>
+        <w:t>model.</w:t>
+      </w:r>
+    </w:p>
+    <w:p>
+      <w:pPr>
+        <w:pStyle w:val="LOnormal"/>
+        <w:spacing w:lineRule="auto" w:line="240" w:before="0" w:after="0"/>
+        <w:rPr>
+          <w:sz w:val="24"/>
+          <w:szCs w:val="24"/>
+        </w:rPr>
+      </w:pPr>
+      <w:r>
+        <w:rPr>
+          <w:sz w:val="24"/>
+          <w:szCs w:val="24"/>
+        </w:rPr>
+      </w:r>
+    </w:p>
+    <w:p>
+      <w:pPr>
+        <w:pStyle w:val="LOnormal"/>
+        <w:spacing w:lineRule="auto" w:line="240" w:before="0" w:after="0"/>
+        <w:rPr>
+          <w:sz w:val="24"/>
+          <w:szCs w:val="24"/>
+        </w:rPr>
+      </w:pPr>
+      <w:r>
+        <w:rPr>
+          <w:sz w:val="24"/>
+          <w:szCs w:val="24"/>
+        </w:rPr>
+        <w:t>The model construction process should follow the best practices covered in class, including:</w:t>
+      </w:r>
+    </w:p>
+    <w:p>
+      <w:pPr>
+        <w:pStyle w:val="LOnormal"/>
+        <w:spacing w:lineRule="auto" w:line="240" w:before="0" w:after="0"/>
+        <w:rPr>
+          <w:sz w:val="24"/>
+          <w:szCs w:val="24"/>
+        </w:rPr>
+      </w:pPr>
+      <w:r>
+        <w:rPr>
+          <w:sz w:val="24"/>
+          <w:szCs w:val="24"/>
+        </w:rPr>
+      </w:r>
+    </w:p>
+    <w:p>
+      <w:pPr>
+        <w:pStyle w:val="LOnormal"/>
+        <w:numPr>
+          <w:ilvl w:val="0"/>
+          <w:numId w:val="1"/>
+        </w:numPr>
+        <w:spacing w:lineRule="auto" w:line="240" w:before="0" w:after="0"/>
+        <w:ind w:left="720" w:right="0" w:hanging="360"/>
+        <w:rPr>
+          <w:sz w:val="24"/>
+          <w:szCs w:val="24"/>
+        </w:rPr>
+      </w:pPr>
+      <w:r>
+        <w:rPr>
+          <w:sz w:val="24"/>
+          <w:szCs w:val="24"/>
+        </w:rPr>
+        <w:t>Data preprocessing.  The required steps will depend on the model, and could include:</w:t>
+      </w:r>
+    </w:p>
+    <w:p>
+      <w:pPr>
+        <w:pStyle w:val="LOnormal"/>
+        <w:spacing w:lineRule="auto" w:line="240" w:before="0" w:after="0"/>
+        <w:rPr>
+          <w:sz w:val="24"/>
+          <w:szCs w:val="24"/>
+        </w:rPr>
+      </w:pPr>
+      <w:r>
+        <w:rPr>
+          <w:sz w:val="24"/>
+          <w:szCs w:val="24"/>
+        </w:rPr>
+      </w:r>
+    </w:p>
+    <w:p>
+      <w:pPr>
+        <w:pStyle w:val="LOnormal"/>
+        <w:spacing w:lineRule="auto" w:line="240" w:before="0" w:after="0"/>
+        <w:rPr>
+          <w:sz w:val="24"/>
+          <w:szCs w:val="24"/>
+        </w:rPr>
+      </w:pPr>
+      <w:r>
+        <w:rPr>
+          <w:sz w:val="24"/>
+          <w:szCs w:val="24"/>
+        </w:rPr>
+        <w:tab/>
+        <w:t>i.   Dummy variable construction</w:t>
+      </w:r>
+    </w:p>
+    <w:p>
+      <w:pPr>
+        <w:pStyle w:val="LOnormal"/>
+        <w:spacing w:lineRule="auto" w:line="240" w:before="0" w:after="0"/>
+        <w:rPr>
+          <w:sz w:val="24"/>
+          <w:szCs w:val="24"/>
+        </w:rPr>
+      </w:pPr>
+      <w:r>
+        <w:rPr>
+          <w:sz w:val="24"/>
+          <w:szCs w:val="24"/>
+        </w:rPr>
+        <w:tab/>
+        <w:t>ii.  Feature scaling</w:t>
+      </w:r>
+    </w:p>
+    <w:p>
+      <w:pPr>
+        <w:pStyle w:val="LOnormal"/>
+        <w:spacing w:lineRule="auto" w:line="240" w:before="0" w:after="0"/>
+        <w:rPr>
+          <w:sz w:val="24"/>
+          <w:szCs w:val="24"/>
+        </w:rPr>
+      </w:pPr>
+      <w:r>
+        <w:rPr>
+          <w:sz w:val="24"/>
+          <w:szCs w:val="24"/>
+        </w:rPr>
+        <w:t xml:space="preserve"> </w:t>
+      </w:r>
+      <w:r>
+        <w:rPr>
+          <w:sz w:val="24"/>
+          <w:szCs w:val="24"/>
+        </w:rPr>
+        <w:tab/>
+        <w:t>iii. Handling missing values and outliers</w:t>
+      </w:r>
+    </w:p>
+    <w:p>
+      <w:pPr>
+        <w:pStyle w:val="LOnormal"/>
+        <w:spacing w:lineRule="auto" w:line="240" w:before="0" w:after="0"/>
+        <w:rPr>
+          <w:sz w:val="24"/>
+          <w:szCs w:val="24"/>
+        </w:rPr>
+      </w:pPr>
+      <w:r>
+        <w:rPr>
+          <w:sz w:val="24"/>
+          <w:szCs w:val="24"/>
+        </w:rPr>
+        <w:tab/>
+        <w:t>iv. Handling semi-structured / unstructured data</w:t>
+      </w:r>
+    </w:p>
+    <w:p>
+      <w:pPr>
+        <w:pStyle w:val="LOnormal"/>
+        <w:spacing w:lineRule="auto" w:line="240" w:before="0" w:after="0"/>
+        <w:rPr>
+          <w:sz w:val="24"/>
+          <w:szCs w:val="24"/>
+        </w:rPr>
+      </w:pPr>
+      <w:r>
+        <w:rPr>
+          <w:sz w:val="24"/>
+          <w:szCs w:val="24"/>
+        </w:rPr>
+        <w:tab/>
+        <w:t>v.  Dimensionality reduction (e.g., PCA)</w:t>
+      </w:r>
+    </w:p>
+    <w:p>
+      <w:pPr>
+        <w:pStyle w:val="LOnormal"/>
+        <w:spacing w:lineRule="auto" w:line="240" w:before="0" w:after="0"/>
+        <w:rPr>
+          <w:sz w:val="24"/>
+          <w:szCs w:val="24"/>
+        </w:rPr>
+      </w:pPr>
+      <w:r>
+        <w:rPr>
+          <w:sz w:val="24"/>
+          <w:szCs w:val="24"/>
+        </w:rPr>
+      </w:r>
+    </w:p>
+    <w:p>
+      <w:pPr>
+        <w:pStyle w:val="LOnormal"/>
+        <w:numPr>
+          <w:ilvl w:val="0"/>
+          <w:numId w:val="1"/>
+        </w:numPr>
+        <w:spacing w:lineRule="auto" w:line="240" w:before="0" w:after="0"/>
+        <w:ind w:left="720" w:right="0" w:hanging="360"/>
+        <w:rPr/>
+      </w:pPr>
+      <w:r>
+        <w:rPr>
+          <w:sz w:val="24"/>
+          <w:szCs w:val="24"/>
+        </w:rPr>
+        <w:t>Data splitting (train/validation/test sets, for example).  The test set should be left out for evaluation purposes.  It should NOT be used in training.</w:t>
+      </w:r>
+    </w:p>
+    <w:p>
+      <w:pPr>
+        <w:pStyle w:val="LOnormal"/>
+        <w:numPr>
+          <w:ilvl w:val="0"/>
+          <w:numId w:val="1"/>
+        </w:numPr>
+        <w:spacing w:lineRule="auto" w:line="240" w:before="0" w:after="0"/>
+        <w:ind w:left="720" w:right="0" w:hanging="360"/>
+        <w:rPr>
+          <w:sz w:val="24"/>
+          <w:szCs w:val="24"/>
+        </w:rPr>
+      </w:pPr>
+      <w:r>
+        <w:rPr>
+          <w:sz w:val="24"/>
+          <w:szCs w:val="24"/>
+        </w:rPr>
+        <w:t>K-fold cross validation of hyperparameters</w:t>
+      </w:r>
+    </w:p>
+    <w:p>
+      <w:pPr>
+        <w:pStyle w:val="LOnormal"/>
+        <w:spacing w:lineRule="auto" w:line="240" w:before="0" w:after="0"/>
+        <w:rPr>
+          <w:sz w:val="24"/>
+          <w:szCs w:val="24"/>
+        </w:rPr>
+      </w:pPr>
+      <w:r>
+        <w:rPr>
+          <w:sz w:val="24"/>
+          <w:szCs w:val="24"/>
+        </w:rPr>
+      </w:r>
+    </w:p>
+    <w:p>
+      <w:pPr>
+        <w:pStyle w:val="LOnormal"/>
+        <w:spacing w:lineRule="auto" w:line="240" w:before="0" w:after="0"/>
+        <w:rPr>
+          <w:sz w:val="24"/>
+          <w:szCs w:val="24"/>
+        </w:rPr>
+      </w:pPr>
+      <w:r>
+        <w:rPr>
+          <w:sz w:val="24"/>
+          <w:szCs w:val="24"/>
+        </w:rPr>
+      </w:r>
+    </w:p>
+    <w:p>
+      <w:pPr>
+        <w:pStyle w:val="LOnormal"/>
+        <w:spacing w:lineRule="auto" w:line="240" w:before="0" w:after="0"/>
+        <w:rPr/>
+      </w:pPr>
+      <w:r>
+        <w:rPr>
+          <w:b/>
+          <w:sz w:val="24"/>
+          <w:szCs w:val="24"/>
+        </w:rPr>
+        <w:t>Note about Model Evaluation</w:t>
+      </w:r>
+    </w:p>
+    <w:p>
+      <w:pPr>
+        <w:pStyle w:val="LOnormal"/>
+        <w:spacing w:lineRule="auto" w:line="240" w:before="0" w:after="0"/>
+        <w:rPr>
+          <w:sz w:val="24"/>
+          <w:szCs w:val="24"/>
+        </w:rPr>
+      </w:pPr>
+      <w:r>
+        <w:rPr>
+          <w:sz w:val="24"/>
+          <w:szCs w:val="24"/>
+        </w:rPr>
+      </w:r>
+    </w:p>
+    <w:p>
+      <w:pPr>
+        <w:pStyle w:val="LOnormal"/>
+        <w:spacing w:lineRule="auto" w:line="240" w:before="0" w:after="0"/>
+        <w:rPr>
+          <w:sz w:val="24"/>
+          <w:szCs w:val="24"/>
+        </w:rPr>
+      </w:pPr>
+      <w:r>
+        <w:rPr>
+          <w:sz w:val="24"/>
+          <w:szCs w:val="24"/>
+        </w:rPr>
+        <w:t>For all appropriate models (benchmark, champion, and other relevant models), the following should be conducted:</w:t>
+      </w:r>
+    </w:p>
+    <w:p>
+      <w:pPr>
+        <w:pStyle w:val="LOnormal"/>
+        <w:spacing w:lineRule="auto" w:line="240" w:before="0" w:after="0"/>
+        <w:rPr>
+          <w:sz w:val="24"/>
+          <w:szCs w:val="24"/>
+        </w:rPr>
+      </w:pPr>
+      <w:r>
+        <w:rPr>
+          <w:sz w:val="24"/>
+          <w:szCs w:val="24"/>
+        </w:rPr>
+      </w:r>
+    </w:p>
+    <w:p>
+      <w:pPr>
+        <w:pStyle w:val="LOnormal"/>
+        <w:spacing w:lineRule="auto" w:line="240" w:before="0" w:after="0"/>
+        <w:rPr>
+          <w:sz w:val="24"/>
+          <w:szCs w:val="24"/>
+        </w:rPr>
+      </w:pPr>
+      <w:r>
+        <w:rPr>
+          <w:sz w:val="24"/>
+          <w:szCs w:val="24"/>
+        </w:rPr>
+        <w:t>a. Evaluate relevant metrics</w:t>
+      </w:r>
+    </w:p>
+    <w:p>
+      <w:pPr>
+        <w:pStyle w:val="LOnormal"/>
+        <w:spacing w:lineRule="auto" w:line="240" w:before="0" w:after="0"/>
+        <w:rPr>
+          <w:sz w:val="24"/>
+          <w:szCs w:val="24"/>
+        </w:rPr>
+      </w:pPr>
+      <w:r>
+        <w:rPr>
+          <w:sz w:val="24"/>
+          <w:szCs w:val="24"/>
+        </w:rPr>
+      </w:r>
+    </w:p>
+    <w:p>
+      <w:pPr>
+        <w:pStyle w:val="LOnormal"/>
+        <w:spacing w:lineRule="auto" w:line="240" w:before="0" w:after="0"/>
+        <w:rPr>
+          <w:sz w:val="24"/>
+          <w:szCs w:val="24"/>
+        </w:rPr>
+      </w:pPr>
+      <w:r>
+        <w:rPr>
+          <w:sz w:val="24"/>
+          <w:szCs w:val="24"/>
+        </w:rPr>
+        <w:t xml:space="preserve">For regression, this would include </w:t>
+      </w:r>
+    </w:p>
+    <w:p>
+      <w:pPr>
+        <w:pStyle w:val="LOnormal"/>
+        <w:spacing w:lineRule="auto" w:line="240" w:before="0" w:after="0"/>
+        <w:ind w:left="0" w:right="0" w:firstLine="720"/>
+        <w:rPr>
+          <w:sz w:val="24"/>
+          <w:szCs w:val="24"/>
+        </w:rPr>
+      </w:pPr>
+      <w:r>
+        <w:rPr>
+          <w:sz w:val="24"/>
+          <w:szCs w:val="24"/>
+        </w:rPr>
+        <w:t>i.  R-squared</w:t>
+      </w:r>
+    </w:p>
+    <w:p>
+      <w:pPr>
+        <w:pStyle w:val="LOnormal"/>
+        <w:spacing w:lineRule="auto" w:line="240" w:before="0" w:after="0"/>
+        <w:rPr>
+          <w:sz w:val="24"/>
+          <w:szCs w:val="24"/>
+        </w:rPr>
+      </w:pPr>
+      <w:r>
+        <w:rPr>
+          <w:sz w:val="24"/>
+          <w:szCs w:val="24"/>
+        </w:rPr>
+      </w:r>
+    </w:p>
+    <w:p>
+      <w:pPr>
+        <w:pStyle w:val="LOnormal"/>
+        <w:spacing w:lineRule="auto" w:line="240" w:before="0" w:after="0"/>
+        <w:rPr>
+          <w:sz w:val="24"/>
+          <w:szCs w:val="24"/>
+        </w:rPr>
+      </w:pPr>
+      <w:r>
+        <w:rPr>
+          <w:sz w:val="24"/>
+          <w:szCs w:val="24"/>
+        </w:rPr>
+        <w:t>For classification, this would include:</w:t>
+      </w:r>
+    </w:p>
+    <w:p>
+      <w:pPr>
+        <w:pStyle w:val="LOnormal"/>
+        <w:spacing w:lineRule="auto" w:line="240" w:before="0" w:after="0"/>
+        <w:rPr>
+          <w:sz w:val="24"/>
+          <w:szCs w:val="24"/>
+        </w:rPr>
+      </w:pPr>
+      <w:r>
+        <w:rPr>
+          <w:sz w:val="24"/>
+          <w:szCs w:val="24"/>
+        </w:rPr>
+      </w:r>
+    </w:p>
+    <w:p>
+      <w:pPr>
+        <w:pStyle w:val="LOnormal"/>
+        <w:spacing w:lineRule="auto" w:line="240" w:before="0" w:after="0"/>
+        <w:rPr>
+          <w:sz w:val="24"/>
+          <w:szCs w:val="24"/>
+        </w:rPr>
+      </w:pPr>
+      <w:r>
+        <w:rPr>
+          <w:sz w:val="24"/>
+          <w:szCs w:val="24"/>
+        </w:rPr>
+        <w:tab/>
+        <w:t>i. accuracy</w:t>
+      </w:r>
+    </w:p>
+    <w:p>
+      <w:pPr>
+        <w:pStyle w:val="LOnormal"/>
+        <w:spacing w:lineRule="auto" w:line="240" w:before="0" w:after="0"/>
+        <w:rPr>
+          <w:sz w:val="24"/>
+          <w:szCs w:val="24"/>
+        </w:rPr>
+      </w:pPr>
+      <w:r>
+        <w:rPr>
+          <w:sz w:val="24"/>
+          <w:szCs w:val="24"/>
+        </w:rPr>
+        <w:tab/>
+        <w:t>ii. precision, recall, F1 score</w:t>
+      </w:r>
+    </w:p>
+    <w:p>
+      <w:pPr>
+        <w:pStyle w:val="LOnormal"/>
+        <w:spacing w:lineRule="auto" w:line="240" w:before="0" w:after="0"/>
+        <w:rPr>
+          <w:sz w:val="24"/>
+          <w:szCs w:val="24"/>
+        </w:rPr>
+      </w:pPr>
+      <w:r>
+        <w:rPr>
+          <w:sz w:val="24"/>
+          <w:szCs w:val="24"/>
+        </w:rPr>
+        <w:tab/>
+        <w:t>ii. confusion matrix</w:t>
+      </w:r>
+    </w:p>
+    <w:p>
+      <w:pPr>
+        <w:pStyle w:val="LOnormal"/>
+        <w:spacing w:lineRule="auto" w:line="240" w:before="0" w:after="0"/>
+        <w:ind w:left="0" w:right="0" w:firstLine="720"/>
+        <w:rPr>
+          <w:sz w:val="24"/>
+          <w:szCs w:val="24"/>
+        </w:rPr>
+      </w:pPr>
+      <w:r>
+        <w:rPr>
+          <w:sz w:val="24"/>
+          <w:szCs w:val="24"/>
+        </w:rPr>
+        <w:t>iv. area under ROC curve (AUROC)</w:t>
+      </w:r>
+    </w:p>
+    <w:p>
+      <w:pPr>
+        <w:pStyle w:val="LOnormal"/>
+        <w:spacing w:lineRule="auto" w:line="240" w:before="0" w:after="0"/>
+        <w:ind w:left="0" w:right="0" w:firstLine="720"/>
+        <w:rPr>
+          <w:sz w:val="24"/>
+          <w:szCs w:val="24"/>
+        </w:rPr>
+      </w:pPr>
+      <w:r>
+        <w:rPr>
+          <w:sz w:val="24"/>
+          <w:szCs w:val="24"/>
+        </w:rPr>
+        <w:t xml:space="preserve"> </w:t>
+      </w:r>
+    </w:p>
+    <w:p>
+      <w:pPr>
+        <w:pStyle w:val="LOnormal"/>
+        <w:spacing w:lineRule="auto" w:line="240" w:before="0" w:after="0"/>
+        <w:rPr>
+          <w:sz w:val="24"/>
+          <w:szCs w:val="24"/>
+        </w:rPr>
+      </w:pPr>
+      <w:r>
+        <w:rPr>
+          <w:sz w:val="24"/>
+          <w:szCs w:val="24"/>
+        </w:rPr>
+        <w:t>Depending on the application, additional evaluation could make sense such as lift charts</w:t>
+      </w:r>
+    </w:p>
+    <w:p>
+      <w:pPr>
+        <w:pStyle w:val="LOnormal"/>
+        <w:spacing w:lineRule="auto" w:line="240" w:before="0" w:after="0"/>
+        <w:rPr>
+          <w:sz w:val="24"/>
+          <w:szCs w:val="24"/>
+        </w:rPr>
+      </w:pPr>
+      <w:r>
+        <w:rPr>
+          <w:sz w:val="24"/>
+          <w:szCs w:val="24"/>
+        </w:rPr>
+      </w:r>
+    </w:p>
+    <w:p>
+      <w:pPr>
+        <w:pStyle w:val="LOnormal"/>
+        <w:spacing w:lineRule="auto" w:line="240" w:before="0" w:after="0"/>
+        <w:rPr>
+          <w:sz w:val="24"/>
+          <w:szCs w:val="24"/>
+        </w:rPr>
+      </w:pPr>
+      <w:r>
+        <w:rPr>
+          <w:sz w:val="24"/>
+          <w:szCs w:val="24"/>
+        </w:rPr>
+      </w:r>
+    </w:p>
+    <w:p>
+      <w:pPr>
+        <w:pStyle w:val="LOnormal"/>
+        <w:spacing w:lineRule="auto" w:line="240" w:before="0" w:after="0"/>
+        <w:rPr>
+          <w:sz w:val="24"/>
+          <w:szCs w:val="24"/>
+        </w:rPr>
+      </w:pPr>
+      <w:r>
+        <w:rPr>
+          <w:sz w:val="24"/>
+          <w:szCs w:val="24"/>
+        </w:rPr>
+        <w:t>b. Sensitivity analysis</w:t>
+      </w:r>
+    </w:p>
+    <w:p>
+      <w:pPr>
+        <w:pStyle w:val="LOnormal"/>
+        <w:spacing w:lineRule="auto" w:line="240" w:before="0" w:after="0"/>
+        <w:rPr>
+          <w:sz w:val="24"/>
+          <w:szCs w:val="24"/>
+        </w:rPr>
+      </w:pPr>
+      <w:r>
+        <w:rPr>
+          <w:sz w:val="24"/>
+          <w:szCs w:val="24"/>
+        </w:rPr>
+      </w:r>
+    </w:p>
+    <w:p>
+      <w:pPr>
+        <w:pStyle w:val="LOnormal"/>
+        <w:spacing w:lineRule="auto" w:line="240" w:before="0" w:after="0"/>
+        <w:rPr>
+          <w:sz w:val="24"/>
+          <w:szCs w:val="24"/>
+        </w:rPr>
+      </w:pPr>
+      <w:r>
+        <w:rPr>
+          <w:sz w:val="24"/>
+          <w:szCs w:val="24"/>
+        </w:rPr>
+        <w:t>For your champion model, show relevant metrics for different hyperparameter values. This gives an idea of the model sensitivity.</w:t>
+      </w:r>
+    </w:p>
+    <w:p>
+      <w:pPr>
+        <w:pStyle w:val="LOnormal"/>
+        <w:spacing w:lineRule="auto" w:line="240" w:before="0" w:after="0"/>
+        <w:rPr>
+          <w:sz w:val="24"/>
+          <w:szCs w:val="24"/>
+        </w:rPr>
+      </w:pPr>
+      <w:r>
+        <w:rPr>
+          <w:sz w:val="24"/>
+          <w:szCs w:val="24"/>
+        </w:rPr>
+      </w:r>
+    </w:p>
+    <w:p>
+      <w:pPr>
+        <w:pStyle w:val="LOnormal"/>
+        <w:spacing w:lineRule="auto" w:line="240" w:before="0" w:after="0"/>
+        <w:rPr>
+          <w:sz w:val="24"/>
+          <w:szCs w:val="24"/>
+        </w:rPr>
+      </w:pPr>
+      <w:r>
+        <w:rPr>
+          <w:sz w:val="24"/>
+          <w:szCs w:val="24"/>
+        </w:rPr>
+      </w:r>
+    </w:p>
+    <w:p>
+      <w:pPr>
+        <w:pStyle w:val="LOnormal"/>
+        <w:spacing w:lineRule="auto" w:line="240" w:before="0" w:after="0"/>
+        <w:rPr>
+          <w:rFonts w:ascii="Liberation Serif" w:hAnsi="Liberation Serif" w:eastAsia="Liberation Serif" w:cs="Liberation Serif"/>
+          <w:b/>
           <w:b/>
           <w:color w:val="00000A"/>
           <w:kern w:val="0"/>
@@ -1343,1218 +2101,10 @@
           <w:szCs w:val="26"/>
           <w:lang w:val="en-US" w:eastAsia="zh-CN" w:bidi="hi-IN"/>
         </w:rPr>
-        <w:t>. Code Development</w:t>
-      </w:r>
-    </w:p>
-    <w:p>
-      <w:pPr>
-        <w:pStyle w:val="LOnormal"/>
-        <w:spacing w:lineRule="auto" w:line="240" w:before="0" w:after="0"/>
-        <w:rPr>
-          <w:sz w:val="24"/>
-          <w:szCs w:val="24"/>
-        </w:rPr>
-      </w:pPr>
-      <w:r>
-        <w:rPr>
-          <w:sz w:val="24"/>
-          <w:szCs w:val="24"/>
-        </w:rPr>
-      </w:r>
-    </w:p>
-    <w:p>
-      <w:pPr>
-        <w:pStyle w:val="LOnormal"/>
-        <w:spacing w:lineRule="auto" w:line="240" w:before="0" w:after="0"/>
-        <w:rPr/>
-      </w:pPr>
-      <w:r>
-        <w:rPr>
-          <w:sz w:val="24"/>
-          <w:szCs w:val="24"/>
-        </w:rPr>
-        <w:t xml:space="preserve">To implement the modeling and analysis, it will be necessary to develop code.  </w:t>
-        <w:br/>
-        <w:t>The code should be in Py</w:t>
-      </w:r>
-      <w:r>
-        <w:rPr>
-          <w:sz w:val="24"/>
-          <w:szCs w:val="24"/>
-        </w:rPr>
-        <w:t>S</w:t>
-      </w:r>
-      <w:r>
-        <w:rPr>
-          <w:sz w:val="24"/>
-          <w:szCs w:val="24"/>
-        </w:rPr>
-        <w:t xml:space="preserve">park.  In specific circumstances, </w:t>
-      </w:r>
-      <w:r>
-        <w:rPr>
-          <w:sz w:val="24"/>
-          <w:szCs w:val="24"/>
-        </w:rPr>
-        <w:t>P</w:t>
-      </w:r>
-      <w:r>
-        <w:rPr>
-          <w:sz w:val="24"/>
-          <w:szCs w:val="24"/>
-        </w:rPr>
-        <w:t xml:space="preserve">ython code may be admissible, but you must discuss this with the instructor first.  </w:t>
-      </w:r>
-      <w:r>
-        <w:rPr>
-          <w:b w:val="false"/>
-          <w:sz w:val="24"/>
-          <w:szCs w:val="24"/>
-        </w:rPr>
-        <w:t xml:space="preserve">If small parts of the code are in Python (e.g., reading into a pandas dataframe), this is fine. </w:t>
-      </w:r>
-      <w:r>
-        <w:rPr>
-          <w:sz w:val="24"/>
-          <w:szCs w:val="24"/>
-        </w:rPr>
-        <w:t>No other coding languages are admissible.</w:t>
-      </w:r>
-    </w:p>
-    <w:p>
-      <w:pPr>
-        <w:pStyle w:val="LOnormal"/>
-        <w:spacing w:lineRule="auto" w:line="240" w:before="0" w:after="0"/>
-        <w:rPr>
-          <w:sz w:val="24"/>
-          <w:szCs w:val="24"/>
-        </w:rPr>
-      </w:pPr>
-      <w:r>
-        <w:rPr>
-          <w:sz w:val="24"/>
-          <w:szCs w:val="24"/>
-        </w:rPr>
-      </w:r>
-    </w:p>
-    <w:p>
-      <w:pPr>
-        <w:pStyle w:val="LOnormal"/>
-        <w:spacing w:lineRule="auto" w:line="240" w:before="0" w:after="0"/>
-        <w:rPr/>
-      </w:pPr>
-      <w:r>
-        <w:rPr>
-          <w:sz w:val="24"/>
-          <w:szCs w:val="24"/>
-        </w:rPr>
-        <w:t xml:space="preserve">The code needs to be clearly written and documented in Jupyter notebooks (ipynb format).  </w:t>
-      </w:r>
-      <w:r>
-        <w:rPr>
-          <w:b/>
-          <w:bCs/>
-          <w:i/>
-          <w:iCs/>
-          <w:sz w:val="24"/>
-          <w:szCs w:val="24"/>
-        </w:rPr>
-        <w:t>Please clearly describe what the code does at the top of each file. Additionally, place the code’s “task” in the filename.</w:t>
-      </w:r>
-    </w:p>
-    <w:p>
-      <w:pPr>
-        <w:pStyle w:val="LOnormal"/>
-        <w:spacing w:lineRule="auto" w:line="240" w:before="0" w:after="0"/>
-        <w:rPr>
-          <w:sz w:val="24"/>
-          <w:szCs w:val="24"/>
-        </w:rPr>
-      </w:pPr>
-      <w:r>
-        <w:rPr>
-          <w:sz w:val="24"/>
-          <w:szCs w:val="24"/>
-        </w:rPr>
-      </w:r>
-    </w:p>
-    <w:p>
-      <w:pPr>
-        <w:pStyle w:val="LOnormal"/>
-        <w:spacing w:lineRule="auto" w:line="240" w:before="0" w:after="0"/>
-        <w:rPr/>
-      </w:pPr>
-      <w:r>
-        <w:rPr>
-          <w:sz w:val="24"/>
-          <w:szCs w:val="24"/>
-        </w:rPr>
-        <w:t>For full credit (</w:t>
-      </w:r>
-      <w:r>
-        <w:rPr>
-          <w:sz w:val="24"/>
-          <w:szCs w:val="24"/>
-        </w:rPr>
-        <w:t>5</w:t>
-      </w:r>
-      <w:r>
-        <w:rPr>
-          <w:sz w:val="24"/>
-          <w:szCs w:val="24"/>
-        </w:rPr>
-        <w:t xml:space="preserve"> PTS), the code needs to include these sections in a clean, commented, and comprehensive manner:</w:t>
-      </w:r>
-    </w:p>
-    <w:p>
-      <w:pPr>
-        <w:pStyle w:val="LOnormal"/>
-        <w:spacing w:lineRule="auto" w:line="240" w:before="0" w:after="0"/>
-        <w:rPr>
-          <w:sz w:val="24"/>
-          <w:szCs w:val="24"/>
-        </w:rPr>
-      </w:pPr>
-      <w:r>
-        <w:rPr>
-          <w:sz w:val="24"/>
-          <w:szCs w:val="24"/>
-        </w:rPr>
-      </w:r>
-    </w:p>
-    <w:p>
-      <w:pPr>
-        <w:pStyle w:val="LOnormal"/>
-        <w:spacing w:lineRule="auto" w:line="240" w:before="0" w:after="0"/>
-        <w:rPr/>
-      </w:pPr>
-      <w:r>
-        <w:rPr>
-          <w:sz w:val="24"/>
-          <w:szCs w:val="24"/>
-        </w:rPr>
-        <w:t>1. Data import and preprocessing (</w:t>
-      </w:r>
-      <w:r>
-        <w:rPr>
-          <w:sz w:val="24"/>
-          <w:szCs w:val="24"/>
-        </w:rPr>
-        <w:t>1</w:t>
-      </w:r>
-      <w:r>
-        <w:rPr>
-          <w:sz w:val="24"/>
-          <w:szCs w:val="24"/>
-        </w:rPr>
-        <w:t xml:space="preserve"> PT)</w:t>
-        <w:br/>
-      </w:r>
-      <w:r>
-        <w:rPr>
-          <w:sz w:val="24"/>
-          <w:szCs w:val="24"/>
-        </w:rPr>
-        <w:t>P</w:t>
-      </w:r>
-      <w:r>
-        <w:rPr>
-          <w:sz w:val="24"/>
-          <w:szCs w:val="24"/>
-        </w:rPr>
-        <w:t>reprocessing include such tasks as imputing, binning, filtering, outlier treatment, feature engineering, text processing</w:t>
-        <w:br/>
-        <w:br/>
-        <w:t>2. Data splitting / sampling (</w:t>
-      </w:r>
-      <w:r>
-        <w:rPr>
-          <w:sz w:val="24"/>
-          <w:szCs w:val="24"/>
-        </w:rPr>
-        <w:t>0.5</w:t>
-      </w:r>
-      <w:r>
-        <w:rPr>
-          <w:sz w:val="24"/>
-          <w:szCs w:val="24"/>
-        </w:rPr>
-        <w:t xml:space="preserve"> PT</w:t>
-      </w:r>
-      <w:r>
-        <w:rPr>
-          <w:sz w:val="24"/>
-          <w:szCs w:val="24"/>
-        </w:rPr>
-        <w:t>)</w:t>
-      </w:r>
-    </w:p>
-    <w:p>
-      <w:pPr>
-        <w:pStyle w:val="LOnormal"/>
-        <w:spacing w:lineRule="auto" w:line="240" w:before="0" w:after="0"/>
-        <w:rPr/>
-      </w:pPr>
-      <w:r>
-        <w:rPr>
-          <w:sz w:val="24"/>
-          <w:szCs w:val="24"/>
-        </w:rPr>
-        <w:t>S</w:t>
-      </w:r>
-      <w:r>
-        <w:rPr>
-          <w:sz w:val="24"/>
-          <w:szCs w:val="24"/>
-        </w:rPr>
-        <w:t>ampling may not be needed, but splitting is a must</w:t>
-        <w:br/>
-      </w:r>
-    </w:p>
-    <w:p>
-      <w:pPr>
-        <w:pStyle w:val="LOnormal"/>
-        <w:spacing w:lineRule="auto" w:line="240" w:before="0" w:after="0"/>
-        <w:rPr/>
-      </w:pPr>
-      <w:r>
-        <w:rPr>
-          <w:sz w:val="24"/>
-          <w:szCs w:val="24"/>
-        </w:rPr>
-        <w:t>3. Exploratory data analysis, with at least 2 graphs (</w:t>
-      </w:r>
-      <w:r>
-        <w:rPr>
-          <w:sz w:val="24"/>
-          <w:szCs w:val="24"/>
-        </w:rPr>
-        <w:t>1</w:t>
-      </w:r>
-      <w:r>
-        <w:rPr>
-          <w:sz w:val="24"/>
-          <w:szCs w:val="24"/>
-        </w:rPr>
-        <w:t xml:space="preserve"> PT)</w:t>
-        <w:br/>
-      </w:r>
-    </w:p>
-    <w:p>
-      <w:pPr>
-        <w:pStyle w:val="LOnormal"/>
-        <w:spacing w:lineRule="auto" w:line="240" w:before="0" w:after="0"/>
-        <w:rPr/>
-      </w:pPr>
-      <w:r>
-        <w:rPr>
-          <w:sz w:val="24"/>
-          <w:szCs w:val="24"/>
-        </w:rPr>
-        <w:t>4. Model construction, with at least 3 models (</w:t>
-      </w:r>
-      <w:r>
-        <w:rPr>
-          <w:sz w:val="24"/>
-          <w:szCs w:val="24"/>
-        </w:rPr>
-        <w:t>1.5</w:t>
-      </w:r>
-      <w:r>
-        <w:rPr>
-          <w:sz w:val="24"/>
-          <w:szCs w:val="24"/>
-        </w:rPr>
-        <w:t xml:space="preserve"> PT</w:t>
-      </w:r>
-      <w:r>
-        <w:rPr>
-          <w:sz w:val="24"/>
-          <w:szCs w:val="24"/>
-        </w:rPr>
-        <w:t>S</w:t>
-      </w:r>
-      <w:r>
-        <w:rPr>
-          <w:sz w:val="24"/>
-          <w:szCs w:val="24"/>
-        </w:rPr>
-        <w:t>)</w:t>
-        <w:br/>
-      </w:r>
-      <w:r>
-        <w:rPr>
-          <w:sz w:val="24"/>
-          <w:szCs w:val="24"/>
-        </w:rPr>
-        <w:t>I</w:t>
-      </w:r>
-      <w:r>
-        <w:rPr>
-          <w:sz w:val="24"/>
-          <w:szCs w:val="24"/>
-        </w:rPr>
-        <w:t xml:space="preserve">deally the models are constructed using pipelines. </w:t>
-      </w:r>
-      <w:r>
-        <w:rPr>
-          <w:sz w:val="24"/>
-          <w:szCs w:val="24"/>
-        </w:rPr>
-        <w:t>Include a benchmark model (see below).</w:t>
-      </w:r>
-      <w:r>
-        <w:rPr>
-          <w:sz w:val="24"/>
-          <w:szCs w:val="24"/>
-        </w:rPr>
-        <w:br/>
-      </w:r>
-    </w:p>
-    <w:p>
-      <w:pPr>
-        <w:pStyle w:val="LOnormal"/>
-        <w:spacing w:lineRule="auto" w:line="240" w:before="0" w:after="0"/>
-        <w:rPr/>
-      </w:pPr>
-      <w:r>
-        <w:rPr>
-          <w:sz w:val="24"/>
-          <w:szCs w:val="24"/>
-        </w:rPr>
-        <w:t>5. Model evaluation (</w:t>
-      </w:r>
-      <w:r>
-        <w:rPr>
-          <w:sz w:val="24"/>
-          <w:szCs w:val="24"/>
-        </w:rPr>
-        <w:t>1</w:t>
-      </w:r>
-      <w:r>
-        <w:rPr>
-          <w:sz w:val="24"/>
-          <w:szCs w:val="24"/>
-        </w:rPr>
-        <w:t xml:space="preserve"> PT)</w:t>
-      </w:r>
-    </w:p>
-    <w:p>
-      <w:pPr>
-        <w:pStyle w:val="LOnormal"/>
-        <w:spacing w:lineRule="auto" w:line="240" w:before="0" w:after="0"/>
-        <w:rPr>
-          <w:sz w:val="24"/>
-          <w:szCs w:val="24"/>
-        </w:rPr>
-      </w:pPr>
-      <w:r>
-        <w:rPr>
-          <w:sz w:val="24"/>
-          <w:szCs w:val="24"/>
-        </w:rPr>
-        <w:t>T</w:t>
-      </w:r>
-      <w:r>
-        <w:rPr>
-          <w:sz w:val="24"/>
-          <w:szCs w:val="24"/>
-        </w:rPr>
-        <w:t>his should include computation of relevant metrics, and a comparison between models</w:t>
-        <w:br/>
-      </w:r>
-    </w:p>
-    <w:p>
-      <w:pPr>
-        <w:pStyle w:val="LOnormal"/>
-        <w:spacing w:lineRule="auto" w:line="240" w:before="0" w:after="0"/>
-        <w:rPr/>
-      </w:pPr>
-      <w:r>
-        <w:rPr>
-          <w:b/>
-          <w:sz w:val="24"/>
-          <w:szCs w:val="24"/>
-        </w:rPr>
-        <w:t>Note about</w:t>
-      </w:r>
-      <w:r>
-        <w:rPr>
-          <w:b/>
-          <w:sz w:val="24"/>
-          <w:szCs w:val="24"/>
-        </w:rPr>
-        <w:t xml:space="preserve"> Modeling using Machine Learning</w:t>
-      </w:r>
-    </w:p>
-    <w:p>
-      <w:pPr>
-        <w:pStyle w:val="LOnormal"/>
-        <w:spacing w:lineRule="auto" w:line="240" w:before="0" w:after="0"/>
-        <w:rPr>
-          <w:sz w:val="24"/>
-          <w:szCs w:val="24"/>
-        </w:rPr>
-      </w:pPr>
-      <w:r>
-        <w:rPr>
-          <w:sz w:val="24"/>
-          <w:szCs w:val="24"/>
-        </w:rPr>
-      </w:r>
-    </w:p>
-    <w:p>
-      <w:pPr>
-        <w:pStyle w:val="LOnormal"/>
-        <w:spacing w:lineRule="auto" w:line="240" w:before="0" w:after="0"/>
-        <w:rPr>
-          <w:sz w:val="24"/>
-          <w:szCs w:val="24"/>
-        </w:rPr>
-      </w:pPr>
-      <w:r>
-        <w:rPr>
-          <w:sz w:val="24"/>
-          <w:szCs w:val="24"/>
-        </w:rPr>
-        <w:t>a. A benchmark model is relatively simple.  This could be a regression model with a small number of features (possibly a single feature).  This provides a basis for comparison and a sanity check.</w:t>
-      </w:r>
-    </w:p>
-    <w:p>
-      <w:pPr>
-        <w:pStyle w:val="LOnormal"/>
-        <w:spacing w:lineRule="auto" w:line="240" w:before="0" w:after="0"/>
-        <w:rPr/>
-      </w:pPr>
-      <w:r>
-        <w:rPr>
-          <w:sz w:val="24"/>
-          <w:szCs w:val="24"/>
-        </w:rPr>
-        <w:t xml:space="preserve">b. </w:t>
-      </w:r>
-      <w:r>
-        <w:rPr>
-          <w:sz w:val="24"/>
-          <w:szCs w:val="24"/>
-        </w:rPr>
-        <w:t>Include t</w:t>
-      </w:r>
-      <w:r>
-        <w:rPr>
-          <w:sz w:val="24"/>
-          <w:szCs w:val="24"/>
-        </w:rPr>
-        <w:t xml:space="preserve">wo relatively more sophisticated models (e.g., random forest, gradient boosted tree).  </w:t>
-        <w:br/>
-        <w:t xml:space="preserve">The best model found in your experiments is called the </w:t>
-      </w:r>
-      <w:r>
-        <w:rPr>
-          <w:b/>
-          <w:sz w:val="24"/>
-          <w:szCs w:val="24"/>
-        </w:rPr>
-        <w:t xml:space="preserve">champion </w:t>
-      </w:r>
-      <w:r>
-        <w:rPr>
-          <w:sz w:val="24"/>
-          <w:szCs w:val="24"/>
-        </w:rPr>
-        <w:t>model.</w:t>
-      </w:r>
-    </w:p>
-    <w:p>
-      <w:pPr>
-        <w:pStyle w:val="LOnormal"/>
-        <w:spacing w:lineRule="auto" w:line="240" w:before="0" w:after="0"/>
-        <w:rPr>
-          <w:sz w:val="24"/>
-          <w:szCs w:val="24"/>
-        </w:rPr>
-      </w:pPr>
-      <w:r>
-        <w:rPr>
-          <w:sz w:val="24"/>
-          <w:szCs w:val="24"/>
-        </w:rPr>
-      </w:r>
-    </w:p>
-    <w:p>
-      <w:pPr>
-        <w:pStyle w:val="LOnormal"/>
-        <w:spacing w:lineRule="auto" w:line="240" w:before="0" w:after="0"/>
-        <w:rPr>
-          <w:sz w:val="24"/>
-          <w:szCs w:val="24"/>
-        </w:rPr>
-      </w:pPr>
-      <w:r>
-        <w:rPr>
-          <w:sz w:val="24"/>
-          <w:szCs w:val="24"/>
-        </w:rPr>
-        <w:t>The model construction process should follow the best practices covered in class, including:</w:t>
-      </w:r>
-    </w:p>
-    <w:p>
-      <w:pPr>
-        <w:pStyle w:val="LOnormal"/>
-        <w:spacing w:lineRule="auto" w:line="240" w:before="0" w:after="0"/>
-        <w:rPr>
-          <w:sz w:val="24"/>
-          <w:szCs w:val="24"/>
-        </w:rPr>
-      </w:pPr>
-      <w:r>
-        <w:rPr>
-          <w:sz w:val="24"/>
-          <w:szCs w:val="24"/>
-        </w:rPr>
-      </w:r>
-    </w:p>
-    <w:p>
-      <w:pPr>
-        <w:pStyle w:val="LOnormal"/>
-        <w:numPr>
-          <w:ilvl w:val="0"/>
-          <w:numId w:val="2"/>
-        </w:numPr>
-        <w:spacing w:lineRule="auto" w:line="240" w:before="0" w:after="0"/>
-        <w:ind w:left="720" w:right="0" w:hanging="360"/>
-        <w:rPr>
-          <w:sz w:val="24"/>
-          <w:szCs w:val="24"/>
-        </w:rPr>
-      </w:pPr>
-      <w:r>
-        <w:rPr>
-          <w:sz w:val="24"/>
-          <w:szCs w:val="24"/>
-        </w:rPr>
-        <w:t>Data preprocessing.  The required steps will depend on the model, and could include:</w:t>
-      </w:r>
-    </w:p>
-    <w:p>
-      <w:pPr>
-        <w:pStyle w:val="LOnormal"/>
-        <w:spacing w:lineRule="auto" w:line="240" w:before="0" w:after="0"/>
-        <w:rPr>
-          <w:sz w:val="24"/>
-          <w:szCs w:val="24"/>
-        </w:rPr>
-      </w:pPr>
-      <w:r>
-        <w:rPr>
-          <w:sz w:val="24"/>
-          <w:szCs w:val="24"/>
-        </w:rPr>
-      </w:r>
-    </w:p>
-    <w:p>
-      <w:pPr>
-        <w:pStyle w:val="LOnormal"/>
-        <w:spacing w:lineRule="auto" w:line="240" w:before="0" w:after="0"/>
-        <w:rPr>
-          <w:sz w:val="24"/>
-          <w:szCs w:val="24"/>
-        </w:rPr>
-      </w:pPr>
-      <w:r>
-        <w:rPr>
-          <w:sz w:val="24"/>
-          <w:szCs w:val="24"/>
-        </w:rPr>
-        <w:tab/>
-        <w:t>i.   Dummy variable construction</w:t>
-      </w:r>
-    </w:p>
-    <w:p>
-      <w:pPr>
-        <w:pStyle w:val="LOnormal"/>
-        <w:spacing w:lineRule="auto" w:line="240" w:before="0" w:after="0"/>
-        <w:rPr>
-          <w:sz w:val="24"/>
-          <w:szCs w:val="24"/>
-        </w:rPr>
-      </w:pPr>
-      <w:r>
-        <w:rPr>
-          <w:sz w:val="24"/>
-          <w:szCs w:val="24"/>
-        </w:rPr>
-        <w:tab/>
-        <w:t>ii.  Feature scaling</w:t>
-      </w:r>
-    </w:p>
-    <w:p>
-      <w:pPr>
-        <w:pStyle w:val="LOnormal"/>
-        <w:spacing w:lineRule="auto" w:line="240" w:before="0" w:after="0"/>
-        <w:rPr>
-          <w:sz w:val="24"/>
-          <w:szCs w:val="24"/>
-        </w:rPr>
-      </w:pPr>
-      <w:r>
-        <w:rPr>
-          <w:sz w:val="24"/>
-          <w:szCs w:val="24"/>
-        </w:rPr>
-        <w:t xml:space="preserve"> </w:t>
-      </w:r>
-      <w:r>
-        <w:rPr>
-          <w:sz w:val="24"/>
-          <w:szCs w:val="24"/>
-        </w:rPr>
-        <w:tab/>
-        <w:t>iii. Handling missing values and outliers</w:t>
-      </w:r>
-    </w:p>
-    <w:p>
-      <w:pPr>
-        <w:pStyle w:val="LOnormal"/>
-        <w:spacing w:lineRule="auto" w:line="240" w:before="0" w:after="0"/>
-        <w:rPr>
-          <w:sz w:val="24"/>
-          <w:szCs w:val="24"/>
-        </w:rPr>
-      </w:pPr>
-      <w:r>
-        <w:rPr>
-          <w:sz w:val="24"/>
-          <w:szCs w:val="24"/>
-        </w:rPr>
-        <w:tab/>
-        <w:t>iv. Handling semi-structured / unstructured data</w:t>
-      </w:r>
-    </w:p>
-    <w:p>
-      <w:pPr>
-        <w:pStyle w:val="LOnormal"/>
-        <w:spacing w:lineRule="auto" w:line="240" w:before="0" w:after="0"/>
-        <w:rPr>
-          <w:sz w:val="24"/>
-          <w:szCs w:val="24"/>
-        </w:rPr>
-      </w:pPr>
-      <w:r>
-        <w:rPr>
-          <w:sz w:val="24"/>
-          <w:szCs w:val="24"/>
-        </w:rPr>
-        <w:tab/>
-        <w:t>v.  Dimensionality reduction (e.g., PCA)</w:t>
-      </w:r>
-    </w:p>
-    <w:p>
-      <w:pPr>
-        <w:pStyle w:val="LOnormal"/>
-        <w:spacing w:lineRule="auto" w:line="240" w:before="0" w:after="0"/>
-        <w:rPr>
-          <w:sz w:val="24"/>
-          <w:szCs w:val="24"/>
-        </w:rPr>
-      </w:pPr>
-      <w:r>
-        <w:rPr>
-          <w:sz w:val="24"/>
-          <w:szCs w:val="24"/>
-        </w:rPr>
-      </w:r>
-    </w:p>
-    <w:p>
-      <w:pPr>
-        <w:pStyle w:val="LOnormal"/>
-        <w:numPr>
-          <w:ilvl w:val="0"/>
-          <w:numId w:val="2"/>
-        </w:numPr>
-        <w:spacing w:lineRule="auto" w:line="240" w:before="0" w:after="0"/>
-        <w:ind w:left="720" w:right="0" w:hanging="360"/>
-        <w:rPr/>
-      </w:pPr>
-      <w:r>
-        <w:rPr>
-          <w:sz w:val="24"/>
-          <w:szCs w:val="24"/>
-        </w:rPr>
-        <w:t>Data splitting (train/validation/test sets, for example).  The test set should be left out for evaluation purposes.  It should NOT be used in training.</w:t>
-      </w:r>
-    </w:p>
-    <w:p>
-      <w:pPr>
-        <w:pStyle w:val="LOnormal"/>
-        <w:numPr>
-          <w:ilvl w:val="0"/>
-          <w:numId w:val="2"/>
-        </w:numPr>
-        <w:spacing w:lineRule="auto" w:line="240" w:before="0" w:after="0"/>
-        <w:ind w:left="720" w:right="0" w:hanging="360"/>
-        <w:rPr>
-          <w:sz w:val="24"/>
-          <w:szCs w:val="24"/>
-        </w:rPr>
-      </w:pPr>
-      <w:r>
-        <w:rPr>
-          <w:sz w:val="24"/>
-          <w:szCs w:val="24"/>
-        </w:rPr>
-        <w:t>K-fold cross validation of hyperparameters</w:t>
-      </w:r>
-    </w:p>
-    <w:p>
-      <w:pPr>
-        <w:pStyle w:val="LOnormal"/>
-        <w:spacing w:lineRule="auto" w:line="240" w:before="0" w:after="0"/>
-        <w:rPr>
-          <w:sz w:val="24"/>
-          <w:szCs w:val="24"/>
-        </w:rPr>
-      </w:pPr>
-      <w:r>
-        <w:rPr>
-          <w:sz w:val="24"/>
-          <w:szCs w:val="24"/>
-        </w:rPr>
-      </w:r>
-    </w:p>
-    <w:p>
-      <w:pPr>
-        <w:pStyle w:val="LOnormal"/>
-        <w:spacing w:lineRule="auto" w:line="240" w:before="0" w:after="0"/>
-        <w:rPr>
-          <w:sz w:val="24"/>
-          <w:szCs w:val="24"/>
-        </w:rPr>
-      </w:pPr>
-      <w:r>
-        <w:rPr>
-          <w:sz w:val="24"/>
-          <w:szCs w:val="24"/>
-        </w:rPr>
-      </w:r>
-    </w:p>
-    <w:p>
-      <w:pPr>
-        <w:pStyle w:val="LOnormal"/>
-        <w:spacing w:lineRule="auto" w:line="240" w:before="0" w:after="0"/>
-        <w:rPr/>
-      </w:pPr>
-      <w:r>
-        <w:rPr>
-          <w:b/>
-          <w:sz w:val="24"/>
-          <w:szCs w:val="24"/>
-        </w:rPr>
-        <w:t>Note about</w:t>
-      </w:r>
-      <w:r>
-        <w:rPr>
-          <w:b/>
-          <w:sz w:val="24"/>
-          <w:szCs w:val="24"/>
-        </w:rPr>
-        <w:t xml:space="preserve"> Model Evaluation</w:t>
-      </w:r>
-    </w:p>
-    <w:p>
-      <w:pPr>
-        <w:pStyle w:val="LOnormal"/>
-        <w:spacing w:lineRule="auto" w:line="240" w:before="0" w:after="0"/>
-        <w:rPr>
-          <w:sz w:val="24"/>
-          <w:szCs w:val="24"/>
-        </w:rPr>
-      </w:pPr>
-      <w:r>
-        <w:rPr>
-          <w:sz w:val="24"/>
-          <w:szCs w:val="24"/>
-        </w:rPr>
-      </w:r>
-    </w:p>
-    <w:p>
-      <w:pPr>
-        <w:pStyle w:val="LOnormal"/>
-        <w:spacing w:lineRule="auto" w:line="240" w:before="0" w:after="0"/>
-        <w:rPr>
-          <w:sz w:val="24"/>
-          <w:szCs w:val="24"/>
-        </w:rPr>
-      </w:pPr>
-      <w:r>
-        <w:rPr>
-          <w:sz w:val="24"/>
-          <w:szCs w:val="24"/>
-        </w:rPr>
-        <w:t>For all appropriate models (benchmark, champion, and other relevant models), the following should be conducted:</w:t>
-      </w:r>
-    </w:p>
-    <w:p>
-      <w:pPr>
-        <w:pStyle w:val="LOnormal"/>
-        <w:spacing w:lineRule="auto" w:line="240" w:before="0" w:after="0"/>
-        <w:rPr>
-          <w:sz w:val="24"/>
-          <w:szCs w:val="24"/>
-        </w:rPr>
-      </w:pPr>
-      <w:r>
-        <w:rPr>
-          <w:sz w:val="24"/>
-          <w:szCs w:val="24"/>
-        </w:rPr>
-      </w:r>
-    </w:p>
-    <w:p>
-      <w:pPr>
-        <w:pStyle w:val="LOnormal"/>
-        <w:spacing w:lineRule="auto" w:line="240" w:before="0" w:after="0"/>
-        <w:rPr>
-          <w:sz w:val="24"/>
-          <w:szCs w:val="24"/>
-        </w:rPr>
-      </w:pPr>
-      <w:r>
-        <w:rPr>
-          <w:sz w:val="24"/>
-          <w:szCs w:val="24"/>
-        </w:rPr>
-        <w:t>a. Evaluate relevant metrics</w:t>
-      </w:r>
-    </w:p>
-    <w:p>
-      <w:pPr>
-        <w:pStyle w:val="LOnormal"/>
-        <w:spacing w:lineRule="auto" w:line="240" w:before="0" w:after="0"/>
-        <w:rPr>
-          <w:sz w:val="24"/>
-          <w:szCs w:val="24"/>
-        </w:rPr>
-      </w:pPr>
-      <w:r>
-        <w:rPr>
-          <w:sz w:val="24"/>
-          <w:szCs w:val="24"/>
-        </w:rPr>
-      </w:r>
-    </w:p>
-    <w:p>
-      <w:pPr>
-        <w:pStyle w:val="LOnormal"/>
-        <w:spacing w:lineRule="auto" w:line="240" w:before="0" w:after="0"/>
-        <w:rPr>
-          <w:sz w:val="24"/>
-          <w:szCs w:val="24"/>
-        </w:rPr>
-      </w:pPr>
-      <w:r>
-        <w:rPr>
-          <w:sz w:val="24"/>
-          <w:szCs w:val="24"/>
-        </w:rPr>
-        <w:t xml:space="preserve">For regression, this would include </w:t>
-      </w:r>
-    </w:p>
-    <w:p>
-      <w:pPr>
-        <w:pStyle w:val="LOnormal"/>
-        <w:spacing w:lineRule="auto" w:line="240" w:before="0" w:after="0"/>
-        <w:ind w:left="0" w:right="0" w:firstLine="720"/>
-        <w:rPr>
-          <w:sz w:val="24"/>
-          <w:szCs w:val="24"/>
-        </w:rPr>
-      </w:pPr>
-      <w:r>
-        <w:rPr>
-          <w:sz w:val="24"/>
-          <w:szCs w:val="24"/>
-        </w:rPr>
-        <w:t>i.  R-squared</w:t>
-      </w:r>
-    </w:p>
-    <w:p>
-      <w:pPr>
-        <w:pStyle w:val="LOnormal"/>
-        <w:spacing w:lineRule="auto" w:line="240" w:before="0" w:after="0"/>
-        <w:rPr>
-          <w:sz w:val="24"/>
-          <w:szCs w:val="24"/>
-        </w:rPr>
-      </w:pPr>
-      <w:r>
-        <w:rPr>
-          <w:sz w:val="24"/>
-          <w:szCs w:val="24"/>
-        </w:rPr>
-      </w:r>
-    </w:p>
-    <w:p>
-      <w:pPr>
-        <w:pStyle w:val="LOnormal"/>
-        <w:spacing w:lineRule="auto" w:line="240" w:before="0" w:after="0"/>
-        <w:rPr>
-          <w:sz w:val="24"/>
-          <w:szCs w:val="24"/>
-        </w:rPr>
-      </w:pPr>
-      <w:r>
-        <w:rPr>
-          <w:sz w:val="24"/>
-          <w:szCs w:val="24"/>
-        </w:rPr>
-        <w:t>For classification, this would include:</w:t>
-      </w:r>
-    </w:p>
-    <w:p>
-      <w:pPr>
-        <w:pStyle w:val="LOnormal"/>
-        <w:spacing w:lineRule="auto" w:line="240" w:before="0" w:after="0"/>
-        <w:rPr>
-          <w:sz w:val="24"/>
-          <w:szCs w:val="24"/>
-        </w:rPr>
-      </w:pPr>
-      <w:r>
-        <w:rPr>
-          <w:sz w:val="24"/>
-          <w:szCs w:val="24"/>
-        </w:rPr>
-      </w:r>
-    </w:p>
-    <w:p>
-      <w:pPr>
-        <w:pStyle w:val="LOnormal"/>
-        <w:spacing w:lineRule="auto" w:line="240" w:before="0" w:after="0"/>
-        <w:rPr>
-          <w:sz w:val="24"/>
-          <w:szCs w:val="24"/>
-        </w:rPr>
-      </w:pPr>
-      <w:r>
-        <w:rPr>
-          <w:sz w:val="24"/>
-          <w:szCs w:val="24"/>
-        </w:rPr>
-        <w:tab/>
-        <w:t>i. accuracy</w:t>
-      </w:r>
-    </w:p>
-    <w:p>
-      <w:pPr>
-        <w:pStyle w:val="LOnormal"/>
-        <w:spacing w:lineRule="auto" w:line="240" w:before="0" w:after="0"/>
-        <w:rPr>
-          <w:sz w:val="24"/>
-          <w:szCs w:val="24"/>
-        </w:rPr>
-      </w:pPr>
-      <w:r>
-        <w:rPr>
-          <w:sz w:val="24"/>
-          <w:szCs w:val="24"/>
-        </w:rPr>
-        <w:tab/>
-        <w:t>ii. precision, recall, F1 score</w:t>
-      </w:r>
-    </w:p>
-    <w:p>
-      <w:pPr>
-        <w:pStyle w:val="LOnormal"/>
-        <w:spacing w:lineRule="auto" w:line="240" w:before="0" w:after="0"/>
-        <w:rPr>
-          <w:sz w:val="24"/>
-          <w:szCs w:val="24"/>
-        </w:rPr>
-      </w:pPr>
-      <w:r>
-        <w:rPr>
-          <w:sz w:val="24"/>
-          <w:szCs w:val="24"/>
-        </w:rPr>
-        <w:tab/>
-        <w:t>ii. confusion matrix</w:t>
-      </w:r>
-    </w:p>
-    <w:p>
-      <w:pPr>
-        <w:pStyle w:val="LOnormal"/>
-        <w:spacing w:lineRule="auto" w:line="240" w:before="0" w:after="0"/>
-        <w:ind w:left="0" w:right="0" w:firstLine="720"/>
-        <w:rPr>
-          <w:sz w:val="24"/>
-          <w:szCs w:val="24"/>
-        </w:rPr>
-      </w:pPr>
-      <w:r>
-        <w:rPr>
-          <w:sz w:val="24"/>
-          <w:szCs w:val="24"/>
-        </w:rPr>
-        <w:t>iv. area under ROC curve (AUROC)</w:t>
-      </w:r>
-    </w:p>
-    <w:p>
-      <w:pPr>
-        <w:pStyle w:val="LOnormal"/>
-        <w:spacing w:lineRule="auto" w:line="240" w:before="0" w:after="0"/>
-        <w:ind w:left="0" w:right="0" w:firstLine="720"/>
-        <w:rPr>
-          <w:sz w:val="24"/>
-          <w:szCs w:val="24"/>
-        </w:rPr>
-      </w:pPr>
-      <w:r>
-        <w:rPr>
-          <w:sz w:val="24"/>
-          <w:szCs w:val="24"/>
-        </w:rPr>
-        <w:t xml:space="preserve"> </w:t>
-      </w:r>
-    </w:p>
-    <w:p>
-      <w:pPr>
-        <w:pStyle w:val="LOnormal"/>
-        <w:spacing w:lineRule="auto" w:line="240" w:before="0" w:after="0"/>
-        <w:rPr>
-          <w:sz w:val="24"/>
-          <w:szCs w:val="24"/>
-        </w:rPr>
-      </w:pPr>
-      <w:r>
-        <w:rPr>
-          <w:sz w:val="24"/>
-          <w:szCs w:val="24"/>
-        </w:rPr>
-        <w:t>Depending on the application, additional evaluation could make sense such as lift charts</w:t>
-      </w:r>
-    </w:p>
-    <w:p>
-      <w:pPr>
-        <w:pStyle w:val="LOnormal"/>
-        <w:spacing w:lineRule="auto" w:line="240" w:before="0" w:after="0"/>
-        <w:rPr>
-          <w:sz w:val="24"/>
-          <w:szCs w:val="24"/>
-        </w:rPr>
-      </w:pPr>
-      <w:r>
-        <w:rPr>
-          <w:sz w:val="24"/>
-          <w:szCs w:val="24"/>
-        </w:rPr>
-      </w:r>
-    </w:p>
-    <w:p>
-      <w:pPr>
-        <w:pStyle w:val="LOnormal"/>
-        <w:spacing w:lineRule="auto" w:line="240" w:before="0" w:after="0"/>
-        <w:rPr>
-          <w:sz w:val="24"/>
-          <w:szCs w:val="24"/>
-        </w:rPr>
-      </w:pPr>
-      <w:r>
-        <w:rPr>
-          <w:sz w:val="24"/>
-          <w:szCs w:val="24"/>
-        </w:rPr>
-      </w:r>
-    </w:p>
-    <w:p>
-      <w:pPr>
-        <w:pStyle w:val="LOnormal"/>
-        <w:spacing w:lineRule="auto" w:line="240" w:before="0" w:after="0"/>
-        <w:rPr>
-          <w:sz w:val="24"/>
-          <w:szCs w:val="24"/>
-        </w:rPr>
-      </w:pPr>
-      <w:r>
-        <w:rPr>
-          <w:sz w:val="24"/>
-          <w:szCs w:val="24"/>
-        </w:rPr>
-        <w:t>b. Sensitivity analysis</w:t>
-      </w:r>
-    </w:p>
-    <w:p>
-      <w:pPr>
-        <w:pStyle w:val="LOnormal"/>
-        <w:spacing w:lineRule="auto" w:line="240" w:before="0" w:after="0"/>
-        <w:rPr>
-          <w:sz w:val="24"/>
-          <w:szCs w:val="24"/>
-        </w:rPr>
-      </w:pPr>
-      <w:r>
-        <w:rPr>
-          <w:sz w:val="24"/>
-          <w:szCs w:val="24"/>
-        </w:rPr>
-      </w:r>
-    </w:p>
-    <w:p>
-      <w:pPr>
-        <w:pStyle w:val="LOnormal"/>
-        <w:spacing w:lineRule="auto" w:line="240" w:before="0" w:after="0"/>
-        <w:rPr>
-          <w:sz w:val="24"/>
-          <w:szCs w:val="24"/>
-        </w:rPr>
-      </w:pPr>
-      <w:r>
-        <w:rPr>
-          <w:sz w:val="24"/>
-          <w:szCs w:val="24"/>
-        </w:rPr>
-        <w:t>For your champion model, show relevant metrics for different hyperparameter values. This gives an idea of the model sensitivity.</w:t>
-      </w:r>
-    </w:p>
-    <w:p>
-      <w:pPr>
-        <w:pStyle w:val="LOnormal"/>
-        <w:spacing w:lineRule="auto" w:line="240" w:before="0" w:after="0"/>
-        <w:rPr>
-          <w:sz w:val="24"/>
-          <w:szCs w:val="24"/>
-        </w:rPr>
-      </w:pPr>
-      <w:r>
-        <w:rPr>
-          <w:sz w:val="24"/>
-          <w:szCs w:val="24"/>
-        </w:rPr>
-      </w:r>
-    </w:p>
-    <w:p>
-      <w:pPr>
-        <w:pStyle w:val="LOnormal"/>
-        <w:spacing w:lineRule="auto" w:line="240" w:before="0" w:after="0"/>
-        <w:rPr>
-          <w:sz w:val="24"/>
-          <w:szCs w:val="24"/>
-        </w:rPr>
-      </w:pPr>
-      <w:r>
-        <w:rPr>
-          <w:sz w:val="24"/>
-          <w:szCs w:val="24"/>
-        </w:rPr>
-      </w:r>
-    </w:p>
-    <w:p>
-      <w:pPr>
-        <w:pStyle w:val="LOnormal"/>
-        <w:spacing w:lineRule="auto" w:line="240" w:before="0" w:after="0"/>
-        <w:rPr>
-          <w:rFonts w:ascii="Liberation Serif" w:hAnsi="Liberation Serif" w:eastAsia="Liberation Serif" w:cs="Liberation Serif"/>
-          <w:b/>
+      </w:pPr>
+      <w:r>
+        <w:rPr>
+          <w:rFonts w:eastAsia="Liberation Serif" w:cs="Liberation Serif"/>
           <w:b/>
           <w:color w:val="00000A"/>
           <w:kern w:val="0"/>
@@ -2562,17 +2112,6 @@
           <w:szCs w:val="26"/>
           <w:lang w:val="en-US" w:eastAsia="zh-CN" w:bidi="hi-IN"/>
         </w:rPr>
-      </w:pPr>
-      <w:r>
-        <w:rPr>
-          <w:rFonts w:eastAsia="Liberation Serif" w:cs="Liberation Serif"/>
-          <w:b/>
-          <w:color w:val="00000A"/>
-          <w:kern w:val="0"/>
-          <w:sz w:val="26"/>
-          <w:szCs w:val="26"/>
-          <w:lang w:val="en-US" w:eastAsia="zh-CN" w:bidi="hi-IN"/>
-        </w:rPr>
         <w:t>3. Project Presentation</w:t>
       </w:r>
     </w:p>
@@ -2636,21 +2175,7 @@
           <w:sz w:val="24"/>
           <w:szCs w:val="24"/>
         </w:rPr>
-        <w:t xml:space="preserve">In the final week of the course, each team will give a group presentation </w:t>
-      </w:r>
-      <w:r>
-        <w:rPr>
-          <w:sz w:val="24"/>
-          <w:szCs w:val="24"/>
-        </w:rPr>
-        <w:t>to the class</w:t>
-      </w:r>
-      <w:r>
-        <w:rPr>
-          <w:sz w:val="24"/>
-          <w:szCs w:val="24"/>
-        </w:rPr>
-        <w:t>. Each member must present a portion of the project.</w:t>
+        <w:t>In the final week of the course, each team will give a group presentation to the class. Each member must present a portion of the project.</w:t>
       </w:r>
     </w:p>
     <w:p>
@@ -2902,21 +2427,7 @@
           <w:sz w:val="24"/>
           <w:szCs w:val="24"/>
         </w:rPr>
-        <w:t>The p</w:t>
-      </w:r>
-      <w:r>
-        <w:rPr>
-          <w:sz w:val="24"/>
-          <w:szCs w:val="24"/>
-        </w:rPr>
-        <w:t>aper</w:t>
-      </w:r>
-      <w:r>
-        <w:rPr>
-          <w:sz w:val="24"/>
-          <w:szCs w:val="24"/>
-        </w:rPr>
-        <w:t xml:space="preserve"> should include the sections below.  It could make sense to divide the section writing among teammates; in that case, give the paper a final review for consistency.  </w:t>
+        <w:t xml:space="preserve">The paper should include the sections below.  It could make sense to divide the section writing among teammates; in that case, give the paper a final review for consistency.  </w:t>
       </w:r>
       <w:r>
         <w:rPr>
@@ -3953,145 +3464,6 @@
   <w:abstractNum w:abstractNumId="2">
     <w:lvl w:ilvl="0">
       <w:start w:val="1"/>
-      <w:numFmt w:val="lowerLetter"/>
-      <w:lvlText w:val="%1."/>
-      <w:lvlJc w:val="left"/>
-      <w:pPr>
-        <w:tabs>
-          <w:tab w:val="num" w:pos="0"/>
-        </w:tabs>
-        <w:ind w:left="720" w:hanging="360"/>
-      </w:pPr>
-      <w:rPr>
-        <w:sz w:val="24"/>
-        <w:u w:val="none"/>
-        <w:szCs w:val="24"/>
-      </w:rPr>
-    </w:lvl>
-    <w:lvl w:ilvl="1">
-      <w:start w:val="1"/>
-      <w:numFmt w:val="lowerRoman"/>
-      <w:lvlText w:val="%2."/>
-      <w:lvlJc w:val="right"/>
-      <w:pPr>
-        <w:tabs>
-          <w:tab w:val="num" w:pos="0"/>
-        </w:tabs>
-        <w:ind w:left="1440" w:hanging="360"/>
-      </w:pPr>
-      <w:rPr>
-        <w:u w:val="none"/>
-      </w:rPr>
-    </w:lvl>
-    <w:lvl w:ilvl="2">
-      <w:start w:val="1"/>
-      <w:numFmt w:val="decimal"/>
-      <w:lvlText w:val="%3."/>
-      <w:lvlJc w:val="left"/>
-      <w:pPr>
-        <w:tabs>
-          <w:tab w:val="num" w:pos="0"/>
-        </w:tabs>
-        <w:ind w:left="2160" w:hanging="360"/>
-      </w:pPr>
-      <w:rPr>
-        <w:u w:val="none"/>
-      </w:rPr>
-    </w:lvl>
-    <w:lvl w:ilvl="3">
-      <w:start w:val="1"/>
-      <w:numFmt w:val="lowerLetter"/>
-      <w:lvlText w:val="%4."/>
-      <w:lvlJc w:val="left"/>
-      <w:pPr>
-        <w:tabs>
-          <w:tab w:val="num" w:pos="0"/>
-        </w:tabs>
-        <w:ind w:left="2880" w:hanging="360"/>
-      </w:pPr>
-      <w:rPr>
-        <w:u w:val="none"/>
-      </w:rPr>
-    </w:lvl>
-    <w:lvl w:ilvl="4">
-      <w:start w:val="1"/>
-      <w:numFmt w:val="lowerRoman"/>
-      <w:lvlText w:val="%5."/>
-      <w:lvlJc w:val="right"/>
-      <w:pPr>
-        <w:tabs>
-          <w:tab w:val="num" w:pos="0"/>
-        </w:tabs>
-        <w:ind w:left="3600" w:hanging="360"/>
-      </w:pPr>
-      <w:rPr>
-        <w:u w:val="none"/>
-      </w:rPr>
-    </w:lvl>
-    <w:lvl w:ilvl="5">
-      <w:start w:val="1"/>
-      <w:numFmt w:val="decimal"/>
-      <w:lvlText w:val="%6."/>
-      <w:lvlJc w:val="left"/>
-      <w:pPr>
-        <w:tabs>
-          <w:tab w:val="num" w:pos="0"/>
-        </w:tabs>
-        <w:ind w:left="4320" w:hanging="360"/>
-      </w:pPr>
-      <w:rPr>
-        <w:u w:val="none"/>
-      </w:rPr>
-    </w:lvl>
-    <w:lvl w:ilvl="6">
-      <w:start w:val="1"/>
-      <w:numFmt w:val="lowerLetter"/>
-      <w:lvlText w:val="%7."/>
-      <w:lvlJc w:val="left"/>
-      <w:pPr>
-        <w:tabs>
-          <w:tab w:val="num" w:pos="0"/>
-        </w:tabs>
-        <w:ind w:left="5040" w:hanging="360"/>
-      </w:pPr>
-      <w:rPr>
-        <w:u w:val="none"/>
-      </w:rPr>
-    </w:lvl>
-    <w:lvl w:ilvl="7">
-      <w:start w:val="1"/>
-      <w:numFmt w:val="lowerRoman"/>
-      <w:lvlText w:val="%8."/>
-      <w:lvlJc w:val="right"/>
-      <w:pPr>
-        <w:tabs>
-          <w:tab w:val="num" w:pos="0"/>
-        </w:tabs>
-        <w:ind w:left="5760" w:hanging="360"/>
-      </w:pPr>
-      <w:rPr>
-        <w:u w:val="none"/>
-      </w:rPr>
-    </w:lvl>
-    <w:lvl w:ilvl="8">
-      <w:start w:val="1"/>
-      <w:numFmt w:val="decimal"/>
-      <w:lvlText w:val="%9."/>
-      <w:lvlJc w:val="left"/>
-      <w:pPr>
-        <w:tabs>
-          <w:tab w:val="num" w:pos="0"/>
-        </w:tabs>
-        <w:ind w:left="6480" w:hanging="360"/>
-      </w:pPr>
-      <w:rPr>
-        <w:u w:val="none"/>
-      </w:rPr>
-    </w:lvl>
-  </w:abstractNum>
-  <w:abstractNum w:abstractNumId="3">
-    <w:lvl w:ilvl="0">
-      <w:start w:val="1"/>
       <w:numFmt w:val="none"/>
       <w:suff w:val="nothing"/>
       <w:lvlText w:val=""/>
@@ -4213,9 +3585,6 @@
   </w:num>
   <w:num w:numId="2">
     <w:abstractNumId w:val="2"/>
-  </w:num>
-  <w:num w:numId="3">
-    <w:abstractNumId w:val="3"/>
   </w:num>
 </w:numbering>
 </file>
